--- a/Letopis_2025/R_calc_Letopis_2025/Letopis_template.docx
+++ b/Letopis_2025/R_calc_Letopis_2025/Letopis_template.docx
@@ -211,11 +211,9 @@
       <w:pPr>
         <w:bidi w:val="0"/>
       </w:pPr>
-      <w:bookmarkStart w:id="1" w:name="_GoBack"/>
       <w:r>
         <w:t>Отбор проб солености по возможности осуществлялся в те же часы. Взятие солености производилось на той же точке, в которой был размещен логгер, регистрирующий температуру воды. Проба бралась с глубины 1 м. Определение солености осуществлялось с помощью ручного рефрактометра, с точностью до 1 промилле. Данные по измеренным показателям во все годы наблюдений приведены в таблице +.1.</w:t>
       </w:r>
-      <w:bookmarkEnd w:id="1"/>
     </w:p>
     <w:p>
       <w:pPr>
@@ -387,6 +385,9 @@
             <w:right w:w="108" w:type="dxa"/>
           </w:tblCellMar>
         </w:tblPrEx>
+        <w:trPr>
+          <w:tblHeader/>
+        </w:trPr>
         <w:tc>
           <w:tcPr>
             <w:tcW w:w="0" w:type="auto"/>
@@ -812,6 +813,513 @@
             <w:r>
               <w:t>18</w:t>
             </w:r>
+          </w:p>
+        </w:tc>
+      </w:tr>
+      <w:tr>
+        <w:tblPrEx>
+          <w:tblBorders>
+            <w:top w:val="single" w:color="auto" w:sz="4" w:space="0"/>
+            <w:left w:val="single" w:color="auto" w:sz="4" w:space="0"/>
+            <w:bottom w:val="single" w:color="auto" w:sz="4" w:space="0"/>
+            <w:right w:val="single" w:color="auto" w:sz="4" w:space="0"/>
+            <w:insideH w:val="single" w:color="auto" w:sz="6" w:space="0"/>
+            <w:insideV w:val="single" w:color="auto" w:sz="6" w:space="0"/>
+          </w:tblBorders>
+          <w:tblCellMar>
+            <w:top w:w="0" w:type="dxa"/>
+            <w:left w:w="108" w:type="dxa"/>
+            <w:bottom w:w="0" w:type="dxa"/>
+            <w:right w:w="108" w:type="dxa"/>
+          </w:tblCellMar>
+        </w:tblPrEx>
+        <w:tc>
+          <w:tcPr>
+            <w:tcW w:w="0" w:type="auto"/>
+          </w:tcPr>
+          <w:p>
+            <w:pPr>
+              <w:pStyle w:val="21"/>
+              <w:bidi w:val="0"/>
+            </w:pPr>
+          </w:p>
+        </w:tc>
+        <w:tc>
+          <w:tcPr>
+            <w:tcW w:w="0" w:type="auto"/>
+          </w:tcPr>
+          <w:p>
+            <w:pPr>
+              <w:pStyle w:val="21"/>
+              <w:bidi w:val="0"/>
+            </w:pPr>
+          </w:p>
+        </w:tc>
+        <w:tc>
+          <w:tcPr>
+            <w:tcW w:w="0" w:type="auto"/>
+          </w:tcPr>
+          <w:p>
+            <w:pPr>
+              <w:pStyle w:val="21"/>
+              <w:bidi w:val="0"/>
+            </w:pPr>
+          </w:p>
+        </w:tc>
+        <w:tc>
+          <w:tcPr>
+            <w:tcW w:w="0" w:type="auto"/>
+          </w:tcPr>
+          <w:p>
+            <w:pPr>
+              <w:pStyle w:val="21"/>
+              <w:bidi w:val="0"/>
+            </w:pPr>
+          </w:p>
+        </w:tc>
+        <w:tc>
+          <w:tcPr>
+            <w:tcW w:w="0" w:type="auto"/>
+          </w:tcPr>
+          <w:p>
+            <w:pPr>
+              <w:pStyle w:val="21"/>
+              <w:bidi w:val="0"/>
+            </w:pPr>
+          </w:p>
+        </w:tc>
+      </w:tr>
+      <w:tr>
+        <w:tblPrEx>
+          <w:tblBorders>
+            <w:top w:val="single" w:color="auto" w:sz="4" w:space="0"/>
+            <w:left w:val="single" w:color="auto" w:sz="4" w:space="0"/>
+            <w:bottom w:val="single" w:color="auto" w:sz="4" w:space="0"/>
+            <w:right w:val="single" w:color="auto" w:sz="4" w:space="0"/>
+            <w:insideH w:val="single" w:color="auto" w:sz="6" w:space="0"/>
+            <w:insideV w:val="single" w:color="auto" w:sz="6" w:space="0"/>
+          </w:tblBorders>
+        </w:tblPrEx>
+        <w:tc>
+          <w:tcPr>
+            <w:tcW w:w="0" w:type="auto"/>
+          </w:tcPr>
+          <w:p>
+            <w:pPr>
+              <w:pStyle w:val="21"/>
+              <w:bidi w:val="0"/>
+            </w:pPr>
+          </w:p>
+        </w:tc>
+        <w:tc>
+          <w:tcPr>
+            <w:tcW w:w="0" w:type="auto"/>
+          </w:tcPr>
+          <w:p>
+            <w:pPr>
+              <w:pStyle w:val="21"/>
+              <w:bidi w:val="0"/>
+            </w:pPr>
+          </w:p>
+        </w:tc>
+        <w:tc>
+          <w:tcPr>
+            <w:tcW w:w="0" w:type="auto"/>
+          </w:tcPr>
+          <w:p>
+            <w:pPr>
+              <w:pStyle w:val="21"/>
+              <w:bidi w:val="0"/>
+            </w:pPr>
+          </w:p>
+        </w:tc>
+        <w:tc>
+          <w:tcPr>
+            <w:tcW w:w="0" w:type="auto"/>
+          </w:tcPr>
+          <w:p>
+            <w:pPr>
+              <w:pStyle w:val="21"/>
+              <w:bidi w:val="0"/>
+            </w:pPr>
+          </w:p>
+        </w:tc>
+        <w:tc>
+          <w:tcPr>
+            <w:tcW w:w="0" w:type="auto"/>
+          </w:tcPr>
+          <w:p>
+            <w:pPr>
+              <w:pStyle w:val="21"/>
+              <w:bidi w:val="0"/>
+            </w:pPr>
+          </w:p>
+        </w:tc>
+      </w:tr>
+      <w:tr>
+        <w:tblPrEx>
+          <w:tblBorders>
+            <w:top w:val="single" w:color="auto" w:sz="4" w:space="0"/>
+            <w:left w:val="single" w:color="auto" w:sz="4" w:space="0"/>
+            <w:bottom w:val="single" w:color="auto" w:sz="4" w:space="0"/>
+            <w:right w:val="single" w:color="auto" w:sz="4" w:space="0"/>
+            <w:insideH w:val="single" w:color="auto" w:sz="6" w:space="0"/>
+            <w:insideV w:val="single" w:color="auto" w:sz="6" w:space="0"/>
+          </w:tblBorders>
+          <w:tblCellMar>
+            <w:top w:w="0" w:type="dxa"/>
+            <w:left w:w="108" w:type="dxa"/>
+            <w:bottom w:w="0" w:type="dxa"/>
+            <w:right w:w="108" w:type="dxa"/>
+          </w:tblCellMar>
+        </w:tblPrEx>
+        <w:tc>
+          <w:tcPr>
+            <w:tcW w:w="0" w:type="auto"/>
+          </w:tcPr>
+          <w:p>
+            <w:pPr>
+              <w:pStyle w:val="21"/>
+              <w:bidi w:val="0"/>
+            </w:pPr>
+          </w:p>
+        </w:tc>
+        <w:tc>
+          <w:tcPr>
+            <w:tcW w:w="0" w:type="auto"/>
+          </w:tcPr>
+          <w:p>
+            <w:pPr>
+              <w:pStyle w:val="21"/>
+              <w:bidi w:val="0"/>
+            </w:pPr>
+          </w:p>
+        </w:tc>
+        <w:tc>
+          <w:tcPr>
+            <w:tcW w:w="0" w:type="auto"/>
+          </w:tcPr>
+          <w:p>
+            <w:pPr>
+              <w:pStyle w:val="21"/>
+              <w:bidi w:val="0"/>
+            </w:pPr>
+          </w:p>
+        </w:tc>
+        <w:tc>
+          <w:tcPr>
+            <w:tcW w:w="0" w:type="auto"/>
+          </w:tcPr>
+          <w:p>
+            <w:pPr>
+              <w:pStyle w:val="21"/>
+              <w:bidi w:val="0"/>
+            </w:pPr>
+          </w:p>
+        </w:tc>
+        <w:tc>
+          <w:tcPr>
+            <w:tcW w:w="0" w:type="auto"/>
+          </w:tcPr>
+          <w:p>
+            <w:pPr>
+              <w:pStyle w:val="21"/>
+              <w:bidi w:val="0"/>
+            </w:pPr>
+          </w:p>
+        </w:tc>
+      </w:tr>
+      <w:tr>
+        <w:tblPrEx>
+          <w:tblBorders>
+            <w:top w:val="single" w:color="auto" w:sz="4" w:space="0"/>
+            <w:left w:val="single" w:color="auto" w:sz="4" w:space="0"/>
+            <w:bottom w:val="single" w:color="auto" w:sz="4" w:space="0"/>
+            <w:right w:val="single" w:color="auto" w:sz="4" w:space="0"/>
+            <w:insideH w:val="single" w:color="auto" w:sz="6" w:space="0"/>
+            <w:insideV w:val="single" w:color="auto" w:sz="6" w:space="0"/>
+          </w:tblBorders>
+          <w:tblCellMar>
+            <w:top w:w="0" w:type="dxa"/>
+            <w:left w:w="108" w:type="dxa"/>
+            <w:bottom w:w="0" w:type="dxa"/>
+            <w:right w:w="108" w:type="dxa"/>
+          </w:tblCellMar>
+        </w:tblPrEx>
+        <w:tc>
+          <w:tcPr>
+            <w:tcW w:w="0" w:type="auto"/>
+          </w:tcPr>
+          <w:p>
+            <w:pPr>
+              <w:pStyle w:val="21"/>
+              <w:bidi w:val="0"/>
+            </w:pPr>
+          </w:p>
+        </w:tc>
+        <w:tc>
+          <w:tcPr>
+            <w:tcW w:w="0" w:type="auto"/>
+          </w:tcPr>
+          <w:p>
+            <w:pPr>
+              <w:pStyle w:val="21"/>
+              <w:bidi w:val="0"/>
+            </w:pPr>
+          </w:p>
+        </w:tc>
+        <w:tc>
+          <w:tcPr>
+            <w:tcW w:w="0" w:type="auto"/>
+          </w:tcPr>
+          <w:p>
+            <w:pPr>
+              <w:pStyle w:val="21"/>
+              <w:bidi w:val="0"/>
+            </w:pPr>
+          </w:p>
+        </w:tc>
+        <w:tc>
+          <w:tcPr>
+            <w:tcW w:w="0" w:type="auto"/>
+          </w:tcPr>
+          <w:p>
+            <w:pPr>
+              <w:pStyle w:val="21"/>
+              <w:bidi w:val="0"/>
+            </w:pPr>
+          </w:p>
+        </w:tc>
+        <w:tc>
+          <w:tcPr>
+            <w:tcW w:w="0" w:type="auto"/>
+          </w:tcPr>
+          <w:p>
+            <w:pPr>
+              <w:pStyle w:val="21"/>
+              <w:bidi w:val="0"/>
+            </w:pPr>
+          </w:p>
+        </w:tc>
+      </w:tr>
+      <w:tr>
+        <w:tblPrEx>
+          <w:tblBorders>
+            <w:top w:val="single" w:color="auto" w:sz="4" w:space="0"/>
+            <w:left w:val="single" w:color="auto" w:sz="4" w:space="0"/>
+            <w:bottom w:val="single" w:color="auto" w:sz="4" w:space="0"/>
+            <w:right w:val="single" w:color="auto" w:sz="4" w:space="0"/>
+            <w:insideH w:val="single" w:color="auto" w:sz="6" w:space="0"/>
+            <w:insideV w:val="single" w:color="auto" w:sz="6" w:space="0"/>
+          </w:tblBorders>
+          <w:tblCellMar>
+            <w:top w:w="0" w:type="dxa"/>
+            <w:left w:w="108" w:type="dxa"/>
+            <w:bottom w:w="0" w:type="dxa"/>
+            <w:right w:w="108" w:type="dxa"/>
+          </w:tblCellMar>
+        </w:tblPrEx>
+        <w:tc>
+          <w:tcPr>
+            <w:tcW w:w="0" w:type="auto"/>
+          </w:tcPr>
+          <w:p>
+            <w:pPr>
+              <w:pStyle w:val="21"/>
+              <w:bidi w:val="0"/>
+            </w:pPr>
+          </w:p>
+        </w:tc>
+        <w:tc>
+          <w:tcPr>
+            <w:tcW w:w="0" w:type="auto"/>
+          </w:tcPr>
+          <w:p>
+            <w:pPr>
+              <w:pStyle w:val="21"/>
+              <w:bidi w:val="0"/>
+            </w:pPr>
+          </w:p>
+        </w:tc>
+        <w:tc>
+          <w:tcPr>
+            <w:tcW w:w="0" w:type="auto"/>
+          </w:tcPr>
+          <w:p>
+            <w:pPr>
+              <w:pStyle w:val="21"/>
+              <w:bidi w:val="0"/>
+            </w:pPr>
+          </w:p>
+        </w:tc>
+        <w:tc>
+          <w:tcPr>
+            <w:tcW w:w="0" w:type="auto"/>
+          </w:tcPr>
+          <w:p>
+            <w:pPr>
+              <w:pStyle w:val="21"/>
+              <w:bidi w:val="0"/>
+            </w:pPr>
+          </w:p>
+        </w:tc>
+        <w:tc>
+          <w:tcPr>
+            <w:tcW w:w="0" w:type="auto"/>
+          </w:tcPr>
+          <w:p>
+            <w:pPr>
+              <w:pStyle w:val="21"/>
+              <w:bidi w:val="0"/>
+            </w:pPr>
+          </w:p>
+        </w:tc>
+      </w:tr>
+      <w:tr>
+        <w:tblPrEx>
+          <w:tblBorders>
+            <w:top w:val="single" w:color="auto" w:sz="4" w:space="0"/>
+            <w:left w:val="single" w:color="auto" w:sz="4" w:space="0"/>
+            <w:bottom w:val="single" w:color="auto" w:sz="4" w:space="0"/>
+            <w:right w:val="single" w:color="auto" w:sz="4" w:space="0"/>
+            <w:insideH w:val="single" w:color="auto" w:sz="6" w:space="0"/>
+            <w:insideV w:val="single" w:color="auto" w:sz="6" w:space="0"/>
+          </w:tblBorders>
+          <w:tblCellMar>
+            <w:top w:w="0" w:type="dxa"/>
+            <w:left w:w="108" w:type="dxa"/>
+            <w:bottom w:w="0" w:type="dxa"/>
+            <w:right w:w="108" w:type="dxa"/>
+          </w:tblCellMar>
+        </w:tblPrEx>
+        <w:tc>
+          <w:tcPr>
+            <w:tcW w:w="0" w:type="auto"/>
+          </w:tcPr>
+          <w:p>
+            <w:pPr>
+              <w:pStyle w:val="21"/>
+              <w:bidi w:val="0"/>
+            </w:pPr>
+          </w:p>
+        </w:tc>
+        <w:tc>
+          <w:tcPr>
+            <w:tcW w:w="0" w:type="auto"/>
+          </w:tcPr>
+          <w:p>
+            <w:pPr>
+              <w:pStyle w:val="21"/>
+              <w:bidi w:val="0"/>
+            </w:pPr>
+          </w:p>
+        </w:tc>
+        <w:tc>
+          <w:tcPr>
+            <w:tcW w:w="0" w:type="auto"/>
+          </w:tcPr>
+          <w:p>
+            <w:pPr>
+              <w:pStyle w:val="21"/>
+              <w:bidi w:val="0"/>
+            </w:pPr>
+          </w:p>
+        </w:tc>
+        <w:tc>
+          <w:tcPr>
+            <w:tcW w:w="0" w:type="auto"/>
+          </w:tcPr>
+          <w:p>
+            <w:pPr>
+              <w:pStyle w:val="21"/>
+              <w:bidi w:val="0"/>
+            </w:pPr>
+          </w:p>
+        </w:tc>
+        <w:tc>
+          <w:tcPr>
+            <w:tcW w:w="0" w:type="auto"/>
+          </w:tcPr>
+          <w:p>
+            <w:pPr>
+              <w:pStyle w:val="21"/>
+              <w:bidi w:val="0"/>
+            </w:pPr>
+          </w:p>
+        </w:tc>
+      </w:tr>
+      <w:tr>
+        <w:tblPrEx>
+          <w:tblBorders>
+            <w:top w:val="single" w:color="auto" w:sz="4" w:space="0"/>
+            <w:left w:val="single" w:color="auto" w:sz="4" w:space="0"/>
+            <w:bottom w:val="single" w:color="auto" w:sz="4" w:space="0"/>
+            <w:right w:val="single" w:color="auto" w:sz="4" w:space="0"/>
+            <w:insideH w:val="single" w:color="auto" w:sz="6" w:space="0"/>
+            <w:insideV w:val="single" w:color="auto" w:sz="6" w:space="0"/>
+          </w:tblBorders>
+          <w:tblCellMar>
+            <w:top w:w="0" w:type="dxa"/>
+            <w:left w:w="108" w:type="dxa"/>
+            <w:bottom w:w="0" w:type="dxa"/>
+            <w:right w:w="108" w:type="dxa"/>
+          </w:tblCellMar>
+        </w:tblPrEx>
+        <w:tc>
+          <w:tcPr>
+            <w:tcW w:w="0" w:type="auto"/>
+          </w:tcPr>
+          <w:p>
+            <w:pPr>
+              <w:pStyle w:val="21"/>
+              <w:bidi w:val="0"/>
+            </w:pPr>
+          </w:p>
+        </w:tc>
+        <w:tc>
+          <w:tcPr>
+            <w:tcW w:w="0" w:type="auto"/>
+          </w:tcPr>
+          <w:p>
+            <w:pPr>
+              <w:pStyle w:val="21"/>
+              <w:bidi w:val="0"/>
+            </w:pPr>
+          </w:p>
+        </w:tc>
+        <w:tc>
+          <w:tcPr>
+            <w:tcW w:w="0" w:type="auto"/>
+          </w:tcPr>
+          <w:p>
+            <w:pPr>
+              <w:pStyle w:val="21"/>
+              <w:bidi w:val="0"/>
+            </w:pPr>
+          </w:p>
+        </w:tc>
+        <w:tc>
+          <w:tcPr>
+            <w:tcW w:w="0" w:type="auto"/>
+          </w:tcPr>
+          <w:p>
+            <w:pPr>
+              <w:pStyle w:val="21"/>
+              <w:bidi w:val="0"/>
+            </w:pPr>
+          </w:p>
+        </w:tc>
+        <w:tc>
+          <w:tcPr>
+            <w:tcW w:w="0" w:type="auto"/>
+          </w:tcPr>
+          <w:p>
+            <w:pPr>
+              <w:pStyle w:val="21"/>
+              <w:bidi w:val="0"/>
+            </w:pPr>
+            <w:bookmarkStart w:id="1" w:name="_GoBack"/>
+            <w:bookmarkEnd w:id="1"/>
           </w:p>
         </w:tc>
       </w:tr>
